--- a/public/moksha-resume.docx
+++ b/public/moksha-resume.docx
@@ -1,6 +1,6 @@
 
 <file path=word/document.xml><?xml version="1.0" encoding="utf-8"?>
-<w:document xmlns:wpc="http://schemas.microsoft.com/office/word/2010/wordprocessingCanvas" xmlns:cx="http://schemas.microsoft.com/office/drawing/2014/chartex" xmlns:cx1="http://schemas.microsoft.com/office/drawing/2015/9/8/chartex" xmlns:cx2="http://schemas.microsoft.com/office/drawing/2015/10/21/chartex" xmlns:cx3="http://schemas.microsoft.com/office/drawing/2016/5/9/chartex" xmlns:cx4="http://schemas.microsoft.com/office/drawing/2016/5/10/chartex" xmlns:cx5="http://schemas.microsoft.com/office/drawing/2016/5/11/chartex" xmlns:cx6="http://schemas.microsoft.com/office/drawing/2016/5/12/chartex" xmlns:cx7="http://schemas.microsoft.com/office/drawing/2016/5/13/chartex" xmlns:cx8="http://schemas.microsoft.com/office/drawing/2016/5/14/chartex" xmlns:mc="http://schemas.openxmlformats.org/markup-compatibility/2006" xmlns:aink="http://schemas.microsoft.com/office/drawing/2016/ink" xmlns:am3d="http://schemas.microsoft.com/office/drawing/2017/model3d" xmlns:o="urn:schemas-microsoft-com:office:office" xmlns:oel="http://schemas.microsoft.com/office/2019/extlst" xmlns:r="http://schemas.openxmlformats.org/officeDocument/2006/relationships" xmlns:m="http://schemas.openxmlformats.org/officeDocument/2006/math" xmlns:v="urn:schemas-microsoft-com:vml" xmlns:wp14="http://schemas.microsoft.com/office/word/2010/wordprocessingDrawing" xmlns:wp="http://schemas.openxmlformats.org/drawingml/2006/wordprocessingDrawing" xmlns:w10="urn:schemas-microsoft-com:office:word" xmlns:w="http://schemas.openxmlformats.org/wordprocessingml/2006/main" xmlns:w14="http://schemas.microsoft.com/office/word/2010/wordml" xmlns:w15="http://schemas.microsoft.com/office/word/2012/wordml" xmlns:w16cei="http://schemas.microsoft.com/office/word/2026/wordml/cei" xmlns:w16cex="http://schemas.microsoft.com/office/word/2018/wordml/cex" xmlns:w16cid="http://schemas.microsoft.com/office/word/2016/wordml/cid" xmlns:w16="http://schemas.microsoft.com/office/word/2018/wordml" xmlns:w16du="http://schemas.microsoft.com/office/word/2023/wordml/word16du" xmlns:w16sdtdh="http://schemas.microsoft.com/office/word/2020/wordml/sdtdatahash" xmlns:w16sdtfl="http://schemas.microsoft.com/office/word/2024/wordml/sdtformatlock" xmlns:w16se="http://schemas.microsoft.com/office/word/2015/wordml/symex" xmlns:wpg="http://schemas.microsoft.com/office/word/2010/wordprocessingGroup" xmlns:wpi="http://schemas.microsoft.com/office/word/2010/wordprocessingInk" xmlns:wne="http://schemas.microsoft.com/office/word/2006/wordml" xmlns:wps="http://schemas.microsoft.com/office/word/2010/wordprocessingShape" mc:Ignorable="w14 w15 w16se w16cid w16 w16cex w16sdtdh w16sdtfl w16du wp14">
+<w:document xmlns:wpc="http://schemas.microsoft.com/office/word/2010/wordprocessingCanvas" xmlns:cx="http://schemas.microsoft.com/office/drawing/2014/chartex" xmlns:cx1="http://schemas.microsoft.com/office/drawing/2015/9/8/chartex" xmlns:cx2="http://schemas.microsoft.com/office/drawing/2015/10/21/chartex" xmlns:cx3="http://schemas.microsoft.com/office/drawing/2016/5/9/chartex" xmlns:cx4="http://schemas.microsoft.com/office/drawing/2016/5/10/chartex" xmlns:cx5="http://schemas.microsoft.com/office/drawing/2016/5/11/chartex" xmlns:cx6="http://schemas.microsoft.com/office/drawing/2016/5/12/chartex" xmlns:cx7="http://schemas.microsoft.com/office/drawing/2016/5/13/chartex" xmlns:cx8="http://schemas.microsoft.com/office/drawing/2016/5/14/chartex" xmlns:mc="http://schemas.openxmlformats.org/markup-compatibility/2006" xmlns:aink="http://schemas.microsoft.com/office/drawing/2016/ink" xmlns:am3d="http://schemas.microsoft.com/office/drawing/2017/model3d" xmlns:o="urn:schemas-microsoft-com:office:office" xmlns:oel="http://schemas.microsoft.com/office/2019/extlst" xmlns:r="http://schemas.openxmlformats.org/officeDocument/2006/relationships" xmlns:m="http://schemas.openxmlformats.org/officeDocument/2006/math" xmlns:v="urn:schemas-microsoft-com:vml" xmlns:wp14="http://schemas.microsoft.com/office/word/2010/wordprocessingDrawing" xmlns:wp="http://schemas.openxmlformats.org/drawingml/2006/wordprocessingDrawing" xmlns:w10="urn:schemas-microsoft-com:office:word" xmlns:w="http://schemas.openxmlformats.org/wordprocessingml/2006/main" xmlns:w14="http://schemas.microsoft.com/office/word/2010/wordml" xmlns:w15="http://schemas.microsoft.com/office/word/2012/wordml" xmlns:w16cex="http://schemas.microsoft.com/office/word/2018/wordml/cex" xmlns:w16cid="http://schemas.microsoft.com/office/word/2016/wordml/cid" xmlns:w16="http://schemas.microsoft.com/office/word/2018/wordml" xmlns:w16du="http://schemas.microsoft.com/office/word/2023/wordml/word16du" xmlns:w16sdtdh="http://schemas.microsoft.com/office/word/2020/wordml/sdtdatahash" xmlns:w16sdtfl="http://schemas.microsoft.com/office/word/2024/wordml/sdtformatlock" xmlns:w16se="http://schemas.microsoft.com/office/word/2015/wordml/symex" xmlns:wpg="http://schemas.microsoft.com/office/word/2010/wordprocessingGroup" xmlns:wpi="http://schemas.microsoft.com/office/word/2010/wordprocessingInk" xmlns:wne="http://schemas.microsoft.com/office/word/2006/wordml" xmlns:wps="http://schemas.microsoft.com/office/word/2010/wordprocessingShape" mc:Ignorable="w14 w15 w16se w16cid w16 w16cex w16sdtdh w16sdtfl w16du wp14">
   <w:body>
     <w:p>
       <w:pPr>
@@ -52,7 +52,7 @@
         <w:pStyle w:val="3ContactDetails"/>
       </w:pPr>
       <w:r>
-        <w:t>0</w:t>
+        <w:t>+94-</w:t>
       </w:r>
       <w:r>
         <w:t>768965883</w:t>
@@ -93,7 +93,18 @@
         <w:t>|</w:t>
       </w:r>
       <w:r>
-        <w:t xml:space="preserve"> Website</w:t>
+        <w:t xml:space="preserve">     </w:t>
+      </w:r>
+      <w:r>
+        <w:t>github.com/</w:t>
+      </w:r>
+      <w:proofErr w:type="spellStart"/>
+      <w:r>
+        <w:t>MokshaSan</w:t>
+      </w:r>
+      <w:proofErr w:type="spellEnd"/>
+      <w:r>
+        <w:t xml:space="preserve"> </w:t>
       </w:r>
     </w:p>
     <w:p>
@@ -105,11 +116,8 @@
       </w:r>
     </w:p>
     <w:p>
-      <w:pPr>
-        <w:pStyle w:val="5SummaryText"/>
-      </w:pPr>
-      <w:r>
-        <w:t>Your professional summary is your elevator pitch. This is a concise and compelling 2- 3 sentence overview of your experience, expertise, personality, and standout features, tailored to the role. It’s designed to give the hiring manager all the information they need to want to keep reading.</w:t>
+      <w:r>
+        <w:t>Software Engineering undergraduate with hands-on experience building React and TypeScript applications in hackathon teams. Developed role-based interfaces, REST API integrations, and SQL-backed features for multi-user platforms, with experience delivering working demos under tight deadlines.</w:t>
       </w:r>
     </w:p>
     <w:p>
@@ -130,9 +138,6 @@
       <w:r>
         <w:tab/>
       </w:r>
-      <w:r>
-        <w:t>2028</w:t>
-      </w:r>
     </w:p>
     <w:p>
       <w:pPr>
@@ -153,238 +158,49 @@
         <w:pStyle w:val="4SectionHeaders"/>
       </w:pPr>
       <w:r>
-        <w:t xml:space="preserve">WORK </w:t>
-      </w:r>
-      <w:r>
-        <w:t>EXPERIENCE</w:t>
+        <w:t>PROJECTS</w:t>
       </w:r>
     </w:p>
     <w:p>
       <w:pPr>
-        <w:pStyle w:val="7DegreeNameJobTitle"/>
-      </w:pPr>
-      <w:r>
-        <w:t>Position Title</w:t>
-      </w:r>
-      <w:r>
-        <w:tab/>
-      </w:r>
-      <w:r>
-        <w:t xml:space="preserve">Mmm </w:t>
-      </w:r>
-      <w:r>
-        <w:t>Y</w:t>
-      </w:r>
-      <w:r>
-        <w:t>YYY</w:t>
-      </w:r>
-      <w:r>
-        <w:t xml:space="preserve"> – </w:t>
-      </w:r>
-      <w:r>
-        <w:t>Present</w:t>
-      </w:r>
-    </w:p>
-    <w:p>
-      <w:pPr>
-        <w:pStyle w:val="9EmployerName"/>
-      </w:pPr>
-      <w:r>
-        <w:t>Employer</w:t>
-      </w:r>
+        <w:pStyle w:val="7aProject"/>
+      </w:pPr>
+      <w:proofErr w:type="spellStart"/>
+      <w:r>
+        <w:t>Nestura</w:t>
+      </w:r>
+      <w:proofErr w:type="spellEnd"/>
       <w:r>
         <w:t xml:space="preserve"> </w:t>
-      </w:r>
-      <w:r>
-        <w:tab/>
-        <w:t>Location</w:t>
-      </w:r>
-    </w:p>
-    <w:p>
-      <w:pPr>
-        <w:pStyle w:val="6BulletPoints"/>
-      </w:pPr>
-      <w:r>
-        <w:t>List your jobs in reverse chronological order, focus on the last 5-10 years or the last 3-4 roles</w:t>
-      </w:r>
-    </w:p>
-    <w:p>
-      <w:pPr>
-        <w:pStyle w:val="6BulletPoints"/>
-      </w:pPr>
-      <w:r>
-        <w:t>Aim for 3-5 bullets per role and start with action verbs to describe your responsibilities and achievements</w:t>
-      </w:r>
-    </w:p>
-    <w:p>
-      <w:pPr>
-        <w:pStyle w:val="6BulletPoints"/>
-      </w:pPr>
-      <w:r>
-        <w:t>For your current job, use present continuous tense, for previous roles, use past tense</w:t>
-      </w:r>
-    </w:p>
-    <w:p>
-      <w:pPr>
-        <w:pStyle w:val="6BulletPoints"/>
-      </w:pPr>
-      <w:r>
-        <w:t>Quantify your accomplishments where possible to give concrete evidence of your impact</w:t>
-      </w:r>
-    </w:p>
-    <w:p>
-      <w:pPr>
-        <w:pStyle w:val="7DegreeNameJobTitle"/>
-      </w:pPr>
-      <w:r>
-        <w:t>Position Title</w:t>
-      </w:r>
-      <w:r>
-        <w:tab/>
-        <w:t>Mmm YYYY – Mmm YYYY</w:t>
-      </w:r>
-    </w:p>
-    <w:p>
-      <w:pPr>
-        <w:pStyle w:val="9EmployerName"/>
-      </w:pPr>
-      <w:r>
-        <w:t xml:space="preserve">Employer </w:t>
-      </w:r>
-      <w:r>
-        <w:tab/>
-        <w:t>Location</w:t>
-      </w:r>
-    </w:p>
-    <w:p>
-      <w:pPr>
-        <w:pStyle w:val="6BulletPoints"/>
-      </w:pPr>
-      <w:r>
-        <w:t>Th</w:t>
-      </w:r>
-      <w:r>
-        <w:t>ere are several ways to quantify your achievements, for example:</w:t>
-      </w:r>
-    </w:p>
-    <w:p>
-      <w:pPr>
-        <w:pStyle w:val="6BulletPoints"/>
-      </w:pPr>
-      <w:r>
-        <w:t>Numbers: Sales increases, cost reductions, lead generation</w:t>
-      </w:r>
-    </w:p>
-    <w:p>
-      <w:pPr>
-        <w:pStyle w:val="6BulletPoints"/>
-      </w:pPr>
-      <w:r>
-        <w:t>Technical</w:t>
-      </w:r>
-      <w:r>
-        <w:t xml:space="preserve"> Proficiency: Tools and platforms you've mastered (e.g., </w:t>
-      </w:r>
-      <w:r>
-        <w:t>Python, C++, AWS</w:t>
-      </w:r>
-      <w:r>
-        <w:t>)</w:t>
-      </w:r>
-    </w:p>
-    <w:p>
-      <w:pPr>
-        <w:pStyle w:val="6BulletPoints"/>
-        <w:rPr>
-          <w:b/>
-          <w:bCs/>
-        </w:rPr>
-      </w:pPr>
-      <w:r>
-        <w:t>Methodologies: Approaches or frameworks you’ve used (e.g., Agile, Sigma)</w:t>
-      </w:r>
-    </w:p>
-    <w:p>
-      <w:pPr>
-        <w:pStyle w:val="7DegreeNameJobTitle"/>
-      </w:pPr>
-      <w:r>
-        <w:t>Position Title</w:t>
-      </w:r>
-      <w:r>
-        <w:tab/>
-        <w:t>Mmm YYYY – Mmm YYYY</w:t>
-      </w:r>
-    </w:p>
-    <w:p>
-      <w:pPr>
-        <w:pStyle w:val="9EmployerName"/>
-      </w:pPr>
-      <w:r>
-        <w:t xml:space="preserve">Employer </w:t>
-      </w:r>
-      <w:r>
-        <w:tab/>
-        <w:t>Location</w:t>
-      </w:r>
-    </w:p>
-    <w:p>
-      <w:pPr>
-        <w:pStyle w:val="6BulletPoints"/>
-      </w:pPr>
-      <w:r>
-        <w:t>Processes Improved: Steps or workflows you’ve optimized</w:t>
-      </w:r>
-    </w:p>
-    <w:p>
-      <w:pPr>
-        <w:pStyle w:val="6BulletPoints"/>
-      </w:pPr>
-      <w:r>
-        <w:t>Teams Managed: Number of team members you’ve led or coordinated</w:t>
-      </w:r>
-    </w:p>
-    <w:p>
-      <w:pPr>
-        <w:pStyle w:val="6BulletPoints"/>
-      </w:pPr>
-      <w:r>
-        <w:t>Projects Completed: Types and number of projects you’ve delivered</w:t>
-      </w:r>
-    </w:p>
-    <w:p>
-      <w:pPr>
-        <w:pStyle w:val="6BulletPoints"/>
-      </w:pPr>
-      <w:r>
-        <w:t>Timelines: Duration of projects, time taken to achieve goals, or deadlines met</w:t>
-      </w:r>
-    </w:p>
-    <w:p>
-      <w:pPr>
-        <w:pStyle w:val="4SectionHeaders"/>
-      </w:pPr>
-      <w:r>
-        <w:t>PROJECTS</w:t>
-      </w:r>
-    </w:p>
-    <w:p>
-      <w:pPr>
-        <w:pStyle w:val="7aProject"/>
-      </w:pPr>
-      <w:r>
-        <w:t xml:space="preserve">Project Title </w:t>
       </w:r>
       <w:r>
         <w:rPr>
           <w:b w:val="0"/>
           <w:bCs w:val="0"/>
         </w:rPr>
-        <w:t>| Skills Used</w:t>
-      </w:r>
+        <w:t xml:space="preserve">| </w:t>
+      </w:r>
+      <w:r>
+        <w:rPr>
+          <w:b w:val="0"/>
+          <w:bCs w:val="0"/>
+        </w:rPr>
+        <w:t xml:space="preserve">React, Typescript, </w:t>
+      </w:r>
+      <w:proofErr w:type="spellStart"/>
+      <w:r>
+        <w:rPr>
+          <w:b w:val="0"/>
+          <w:bCs w:val="0"/>
+        </w:rPr>
+        <w:t>Supabase</w:t>
+      </w:r>
+      <w:proofErr w:type="spellEnd"/>
       <w:r>
         <w:tab/>
-        <w:t>Mmm YYYY – Mmm YYYY</w:t>
+      </w:r>
+      <w:r>
+        <w:t>September 2026</w:t>
       </w:r>
     </w:p>
     <w:p>
@@ -392,7 +208,10 @@
         <w:pStyle w:val="6BulletPoints"/>
       </w:pPr>
       <w:r>
-        <w:t>Summarize the project, focusing on the problem solved, your approach, and the outcome achieved</w:t>
+        <w:t>Built a multi-persona smart-living application for residents, staff, and administrators.</w:t>
+      </w:r>
+      <w:r>
+        <w:t xml:space="preserve"> </w:t>
       </w:r>
     </w:p>
     <w:p>
@@ -400,7 +219,7 @@
         <w:pStyle w:val="6BulletPoints"/>
       </w:pPr>
       <w:r>
-        <w:t>Detail your role in the project, emphasizing key responsibilities and significant contributions you made</w:t>
+        <w:t>Designed role-based access controls for user interfaces and API routes to separate access by persona.</w:t>
       </w:r>
     </w:p>
     <w:p>
@@ -408,16 +227,10 @@
         <w:pStyle w:val="6BulletPoints"/>
       </w:pPr>
       <w:r>
-        <w:t xml:space="preserve">Highlight </w:t>
-      </w:r>
-      <w:r>
-        <w:t>results</w:t>
-      </w:r>
-      <w:r>
-        <w:t xml:space="preserve"> like increased efficiency or user engagement, </w:t>
-      </w:r>
-      <w:r>
-        <w:t>providing specific numbers where relevant</w:t>
+        <w:t>Developed REST API functionality connecting the frontend to a SQL-backed data layer for bookings, billing, and notifications</w:t>
+      </w:r>
+      <w:r>
+        <w:t>.</w:t>
       </w:r>
     </w:p>
     <w:p>
@@ -425,20 +238,75 @@
         <w:pStyle w:val="6BulletPoints"/>
       </w:pPr>
       <w:r>
-        <w:t xml:space="preserve">Mention </w:t>
-      </w:r>
-      <w:r>
-        <w:t>cases</w:t>
-      </w:r>
-      <w:r>
-        <w:t xml:space="preserve"> where you presented work or collaborated, show</w:t>
-      </w:r>
-      <w:r>
-        <w:t>in</w:t>
-      </w:r>
-      <w:r>
-        <w:t>g communication and teamwork skills</w:t>
-      </w:r>
+        <w:t>Delivered an end-to-end demo within a 24-hour hackathon as part of a four-person team.</w:t>
+      </w:r>
+    </w:p>
+    <w:p>
+      <w:pPr>
+        <w:pStyle w:val="7aProject"/>
+      </w:pPr>
+      <w:proofErr w:type="spellStart"/>
+      <w:r>
+        <w:t>UCLonnect</w:t>
+      </w:r>
+      <w:proofErr w:type="spellEnd"/>
+      <w:r>
+        <w:t xml:space="preserve"> </w:t>
+      </w:r>
+      <w:r>
+        <w:rPr>
+          <w:b w:val="0"/>
+          <w:bCs w:val="0"/>
+        </w:rPr>
+        <w:t xml:space="preserve">| </w:t>
+      </w:r>
+      <w:r>
+        <w:rPr>
+          <w:b w:val="0"/>
+          <w:bCs w:val="0"/>
+        </w:rPr>
+        <w:t xml:space="preserve">React, Typescript, </w:t>
+      </w:r>
+      <w:proofErr w:type="spellStart"/>
+      <w:r>
+        <w:rPr>
+          <w:b w:val="0"/>
+          <w:bCs w:val="0"/>
+        </w:rPr>
+        <w:t>Supabase</w:t>
+      </w:r>
+      <w:proofErr w:type="spellEnd"/>
+      <w:r>
+        <w:tab/>
+      </w:r>
+      <w:r>
+        <w:t>September 2026</w:t>
+      </w:r>
+    </w:p>
+    <w:p>
+      <w:pPr>
+        <w:pStyle w:val="6BulletPoints"/>
+      </w:pPr>
+      <w:r>
+        <w:t>Built a unified application for the UCL Sri Lanka community, bringing events, resources, and announcements into one platform.</w:t>
+      </w:r>
+    </w:p>
+    <w:p>
+      <w:pPr>
+        <w:pStyle w:val="6BulletPoints"/>
+      </w:pPr>
+      <w:r>
+        <w:t>Implemented authentication and a relational data model supporting four user types.</w:t>
+      </w:r>
+    </w:p>
+    <w:p>
+      <w:pPr>
+        <w:pStyle w:val="6BulletPoints"/>
+        <w:numPr>
+          <w:ilvl w:val="0"/>
+          <w:numId w:val="0"/>
+        </w:numPr>
+      </w:pPr>
     </w:p>
     <w:p>
       <w:pPr>
@@ -477,7 +345,18 @@
         <w:t xml:space="preserve"> </w:t>
       </w:r>
       <w:r>
-        <w:t>Python, JavaScript, Java, C/C++, SQL, Ruby, R</w:t>
+        <w:t xml:space="preserve">Python, JavaScript, </w:t>
+      </w:r>
+      <w:proofErr w:type="spellStart"/>
+      <w:r>
+        <w:t>TypeScript,</w:t>
+      </w:r>
+      <w:r>
+        <w:t>Java</w:t>
+      </w:r>
+      <w:proofErr w:type="spellEnd"/>
+      <w:r>
+        <w:t>, C/C++, SQL</w:t>
       </w:r>
     </w:p>
     <w:p>
@@ -504,66 +383,28 @@
         <w:t xml:space="preserve"> </w:t>
       </w:r>
       <w:r>
-        <w:t>| React, Django, Spring Boot, Flask, Angular, Ruby on Rails, Express.js</w:t>
+        <w:t>| React,</w:t>
+      </w:r>
+      <w:r>
+        <w:t xml:space="preserve"> </w:t>
+      </w:r>
+      <w:r>
+        <w:t>Spring Boot, Flask, Angular, Express.js</w:t>
+      </w:r>
+      <w:r>
+        <w:t>,</w:t>
+      </w:r>
+      <w:r>
+        <w:t xml:space="preserve"> </w:t>
+      </w:r>
+      <w:r>
+        <w:t>Django</w:t>
       </w:r>
     </w:p>
     <w:p>
       <w:pPr>
-        <w:pStyle w:val="6bTraining"/>
-      </w:pPr>
-      <w:r>
-        <w:rPr>
-          <w:b/>
-          <w:bCs/>
-        </w:rPr>
-        <w:t>Developer Tools</w:t>
-      </w:r>
-      <w:r>
-        <w:rPr>
-          <w:b/>
-          <w:bCs/>
-        </w:rPr>
-        <w:t xml:space="preserve"> </w:t>
-      </w:r>
-      <w:r>
-        <w:t xml:space="preserve">| Git, Docker, Jenkins, </w:t>
-      </w:r>
-      <w:r>
-        <w:t xml:space="preserve">Visual Studio Code, PyCharm, </w:t>
-      </w:r>
-      <w:proofErr w:type="spellStart"/>
-      <w:r>
-        <w:t>TravisCI</w:t>
-      </w:r>
-      <w:proofErr w:type="spellEnd"/>
-      <w:r>
-        <w:t>, Eclipse, JIRA</w:t>
-      </w:r>
-    </w:p>
-    <w:p>
-      <w:pPr>
         <w:pStyle w:val="6aSkills"/>
       </w:pPr>
-      <w:r>
-        <w:rPr>
-          <w:b/>
-          <w:bCs/>
-        </w:rPr>
-        <w:t>Libraries</w:t>
-      </w:r>
-      <w:r>
-        <w:rPr>
-          <w:b/>
-          <w:bCs/>
-        </w:rPr>
-        <w:t xml:space="preserve"> </w:t>
-      </w:r>
-      <w:r>
-        <w:t xml:space="preserve">| Pandas, NumPy, Matplotlib, </w:t>
-      </w:r>
-      <w:r>
-        <w:t>Bootstrap, TensorFlow, jQuery, Redux</w:t>
-      </w:r>
     </w:p>
     <w:sectPr>
       <w:headerReference w:type="default" r:id="rId7"/>
@@ -580,7 +421,7 @@
 </file>
 
 <file path=word/endnotes.xml><?xml version="1.0" encoding="utf-8"?>
-<w:endnotes xmlns:wpc="http://schemas.microsoft.com/office/word/2010/wordprocessingCanvas" xmlns:cx="http://schemas.microsoft.com/office/drawing/2014/chartex" xmlns:cx1="http://schemas.microsoft.com/office/drawing/2015/9/8/chartex" xmlns:cx2="http://schemas.microsoft.com/office/drawing/2015/10/21/chartex" xmlns:cx3="http://schemas.microsoft.com/office/drawing/2016/5/9/chartex" xmlns:cx4="http://schemas.microsoft.com/office/drawing/2016/5/10/chartex" xmlns:cx5="http://schemas.microsoft.com/office/drawing/2016/5/11/chartex" xmlns:cx6="http://schemas.microsoft.com/office/drawing/2016/5/12/chartex" xmlns:cx7="http://schemas.microsoft.com/office/drawing/2016/5/13/chartex" xmlns:cx8="http://schemas.microsoft.com/office/drawing/2016/5/14/chartex" xmlns:mc="http://schemas.openxmlformats.org/markup-compatibility/2006" xmlns:aink="http://schemas.microsoft.com/office/drawing/2016/ink" xmlns:am3d="http://schemas.microsoft.com/office/drawing/2017/model3d" xmlns:o="urn:schemas-microsoft-com:office:office" xmlns:oel="http://schemas.microsoft.com/office/2019/extlst" xmlns:r="http://schemas.openxmlformats.org/officeDocument/2006/relationships" xmlns:m="http://schemas.openxmlformats.org/officeDocument/2006/math" xmlns:v="urn:schemas-microsoft-com:vml" xmlns:wp14="http://schemas.microsoft.com/office/word/2010/wordprocessingDrawing" xmlns:wp="http://schemas.openxmlformats.org/drawingml/2006/wordprocessingDrawing" xmlns:w10="urn:schemas-microsoft-com:office:word" xmlns:w="http://schemas.openxmlformats.org/wordprocessingml/2006/main" xmlns:w14="http://schemas.microsoft.com/office/word/2010/wordml" xmlns:w15="http://schemas.microsoft.com/office/word/2012/wordml" xmlns:w16cei="http://schemas.microsoft.com/office/word/2026/wordml/cei" xmlns:w16cex="http://schemas.microsoft.com/office/word/2018/wordml/cex" xmlns:w16cid="http://schemas.microsoft.com/office/word/2016/wordml/cid" xmlns:w16="http://schemas.microsoft.com/office/word/2018/wordml" xmlns:w16du="http://schemas.microsoft.com/office/word/2023/wordml/word16du" xmlns:w16sdtdh="http://schemas.microsoft.com/office/word/2020/wordml/sdtdatahash" xmlns:w16sdtfl="http://schemas.microsoft.com/office/word/2024/wordml/sdtformatlock" xmlns:w16se="http://schemas.microsoft.com/office/word/2015/wordml/symex" xmlns:wpg="http://schemas.microsoft.com/office/word/2010/wordprocessingGroup" xmlns:wpi="http://schemas.microsoft.com/office/word/2010/wordprocessingInk" xmlns:wne="http://schemas.microsoft.com/office/word/2006/wordml" xmlns:wps="http://schemas.microsoft.com/office/word/2010/wordprocessingShape" mc:Ignorable="w14 w15 w16se w16cid w16 w16cex w16sdtdh w16sdtfl w16du wp14">
+<w:endnotes xmlns:wpc="http://schemas.microsoft.com/office/word/2010/wordprocessingCanvas" xmlns:cx="http://schemas.microsoft.com/office/drawing/2014/chartex" xmlns:cx1="http://schemas.microsoft.com/office/drawing/2015/9/8/chartex" xmlns:cx2="http://schemas.microsoft.com/office/drawing/2015/10/21/chartex" xmlns:cx3="http://schemas.microsoft.com/office/drawing/2016/5/9/chartex" xmlns:cx4="http://schemas.microsoft.com/office/drawing/2016/5/10/chartex" xmlns:cx5="http://schemas.microsoft.com/office/drawing/2016/5/11/chartex" xmlns:cx6="http://schemas.microsoft.com/office/drawing/2016/5/12/chartex" xmlns:cx7="http://schemas.microsoft.com/office/drawing/2016/5/13/chartex" xmlns:cx8="http://schemas.microsoft.com/office/drawing/2016/5/14/chartex" xmlns:mc="http://schemas.openxmlformats.org/markup-compatibility/2006" xmlns:aink="http://schemas.microsoft.com/office/drawing/2016/ink" xmlns:am3d="http://schemas.microsoft.com/office/drawing/2017/model3d" xmlns:o="urn:schemas-microsoft-com:office:office" xmlns:oel="http://schemas.microsoft.com/office/2019/extlst" xmlns:r="http://schemas.openxmlformats.org/officeDocument/2006/relationships" xmlns:m="http://schemas.openxmlformats.org/officeDocument/2006/math" xmlns:v="urn:schemas-microsoft-com:vml" xmlns:wp14="http://schemas.microsoft.com/office/word/2010/wordprocessingDrawing" xmlns:wp="http://schemas.openxmlformats.org/drawingml/2006/wordprocessingDrawing" xmlns:w10="urn:schemas-microsoft-com:office:word" xmlns:w="http://schemas.openxmlformats.org/wordprocessingml/2006/main" xmlns:w14="http://schemas.microsoft.com/office/word/2010/wordml" xmlns:w15="http://schemas.microsoft.com/office/word/2012/wordml" xmlns:w16cex="http://schemas.microsoft.com/office/word/2018/wordml/cex" xmlns:w16cid="http://schemas.microsoft.com/office/word/2016/wordml/cid" xmlns:w16="http://schemas.microsoft.com/office/word/2018/wordml" xmlns:w16du="http://schemas.microsoft.com/office/word/2023/wordml/word16du" xmlns:w16sdtdh="http://schemas.microsoft.com/office/word/2020/wordml/sdtdatahash" xmlns:w16sdtfl="http://schemas.microsoft.com/office/word/2024/wordml/sdtformatlock" xmlns:w16se="http://schemas.microsoft.com/office/word/2015/wordml/symex" xmlns:wpg="http://schemas.microsoft.com/office/word/2010/wordprocessingGroup" xmlns:wpi="http://schemas.microsoft.com/office/word/2010/wordprocessingInk" xmlns:wne="http://schemas.microsoft.com/office/word/2006/wordml" xmlns:wps="http://schemas.microsoft.com/office/word/2010/wordprocessingShape" mc:Ignorable="w14 w15 w16se w16cid w16 w16cex w16sdtdh w16sdtfl w16du wp14">
   <w:endnote w:type="separator" w:id="-1">
     <w:p>
       <w:r>
@@ -599,7 +440,7 @@
 </file>
 
 <file path=word/footer1.xml><?xml version="1.0" encoding="utf-8"?>
-<w:ftr xmlns:wpc="http://schemas.microsoft.com/office/word/2010/wordprocessingCanvas" xmlns:cx="http://schemas.microsoft.com/office/drawing/2014/chartex" xmlns:cx1="http://schemas.microsoft.com/office/drawing/2015/9/8/chartex" xmlns:cx2="http://schemas.microsoft.com/office/drawing/2015/10/21/chartex" xmlns:cx3="http://schemas.microsoft.com/office/drawing/2016/5/9/chartex" xmlns:cx4="http://schemas.microsoft.com/office/drawing/2016/5/10/chartex" xmlns:cx5="http://schemas.microsoft.com/office/drawing/2016/5/11/chartex" xmlns:cx6="http://schemas.microsoft.com/office/drawing/2016/5/12/chartex" xmlns:cx7="http://schemas.microsoft.com/office/drawing/2016/5/13/chartex" xmlns:cx8="http://schemas.microsoft.com/office/drawing/2016/5/14/chartex" xmlns:mc="http://schemas.openxmlformats.org/markup-compatibility/2006" xmlns:aink="http://schemas.microsoft.com/office/drawing/2016/ink" xmlns:am3d="http://schemas.microsoft.com/office/drawing/2017/model3d" xmlns:o="urn:schemas-microsoft-com:office:office" xmlns:oel="http://schemas.microsoft.com/office/2019/extlst" xmlns:r="http://schemas.openxmlformats.org/officeDocument/2006/relationships" xmlns:m="http://schemas.openxmlformats.org/officeDocument/2006/math" xmlns:v="urn:schemas-microsoft-com:vml" xmlns:wp14="http://schemas.microsoft.com/office/word/2010/wordprocessingDrawing" xmlns:wp="http://schemas.openxmlformats.org/drawingml/2006/wordprocessingDrawing" xmlns:w10="urn:schemas-microsoft-com:office:word" xmlns:w="http://schemas.openxmlformats.org/wordprocessingml/2006/main" xmlns:w14="http://schemas.microsoft.com/office/word/2010/wordml" xmlns:w15="http://schemas.microsoft.com/office/word/2012/wordml" xmlns:w16cei="http://schemas.microsoft.com/office/word/2026/wordml/cei" xmlns:w16cex="http://schemas.microsoft.com/office/word/2018/wordml/cex" xmlns:w16cid="http://schemas.microsoft.com/office/word/2016/wordml/cid" xmlns:w16="http://schemas.microsoft.com/office/word/2018/wordml" xmlns:w16du="http://schemas.microsoft.com/office/word/2023/wordml/word16du" xmlns:w16sdtdh="http://schemas.microsoft.com/office/word/2020/wordml/sdtdatahash" xmlns:w16sdtfl="http://schemas.microsoft.com/office/word/2024/wordml/sdtformatlock" xmlns:w16se="http://schemas.microsoft.com/office/word/2015/wordml/symex" xmlns:wpg="http://schemas.microsoft.com/office/word/2010/wordprocessingGroup" xmlns:wpi="http://schemas.microsoft.com/office/word/2010/wordprocessingInk" xmlns:wne="http://schemas.microsoft.com/office/word/2006/wordml" xmlns:wps="http://schemas.microsoft.com/office/word/2010/wordprocessingShape" mc:Ignorable="w14 w15 w16se w16cid w16 w16cex w16sdtdh w16sdtfl w16du wp14">
+<w:ftr xmlns:wpc="http://schemas.microsoft.com/office/word/2010/wordprocessingCanvas" xmlns:cx="http://schemas.microsoft.com/office/drawing/2014/chartex" xmlns:cx1="http://schemas.microsoft.com/office/drawing/2015/9/8/chartex" xmlns:cx2="http://schemas.microsoft.com/office/drawing/2015/10/21/chartex" xmlns:cx3="http://schemas.microsoft.com/office/drawing/2016/5/9/chartex" xmlns:cx4="http://schemas.microsoft.com/office/drawing/2016/5/10/chartex" xmlns:cx5="http://schemas.microsoft.com/office/drawing/2016/5/11/chartex" xmlns:cx6="http://schemas.microsoft.com/office/drawing/2016/5/12/chartex" xmlns:cx7="http://schemas.microsoft.com/office/drawing/2016/5/13/chartex" xmlns:cx8="http://schemas.microsoft.com/office/drawing/2016/5/14/chartex" xmlns:mc="http://schemas.openxmlformats.org/markup-compatibility/2006" xmlns:aink="http://schemas.microsoft.com/office/drawing/2016/ink" xmlns:am3d="http://schemas.microsoft.com/office/drawing/2017/model3d" xmlns:o="urn:schemas-microsoft-com:office:office" xmlns:oel="http://schemas.microsoft.com/office/2019/extlst" xmlns:r="http://schemas.openxmlformats.org/officeDocument/2006/relationships" xmlns:m="http://schemas.openxmlformats.org/officeDocument/2006/math" xmlns:v="urn:schemas-microsoft-com:vml" xmlns:wp14="http://schemas.microsoft.com/office/word/2010/wordprocessingDrawing" xmlns:wp="http://schemas.openxmlformats.org/drawingml/2006/wordprocessingDrawing" xmlns:w10="urn:schemas-microsoft-com:office:word" xmlns:w="http://schemas.openxmlformats.org/wordprocessingml/2006/main" xmlns:w14="http://schemas.microsoft.com/office/word/2010/wordml" xmlns:w15="http://schemas.microsoft.com/office/word/2012/wordml" xmlns:w16cex="http://schemas.microsoft.com/office/word/2018/wordml/cex" xmlns:w16cid="http://schemas.microsoft.com/office/word/2016/wordml/cid" xmlns:w16="http://schemas.microsoft.com/office/word/2018/wordml" xmlns:w16du="http://schemas.microsoft.com/office/word/2023/wordml/word16du" xmlns:w16sdtdh="http://schemas.microsoft.com/office/word/2020/wordml/sdtdatahash" xmlns:w16sdtfl="http://schemas.microsoft.com/office/word/2024/wordml/sdtformatlock" xmlns:w16se="http://schemas.microsoft.com/office/word/2015/wordml/symex" xmlns:wpg="http://schemas.microsoft.com/office/word/2010/wordprocessingGroup" xmlns:wpi="http://schemas.microsoft.com/office/word/2010/wordprocessingInk" xmlns:wne="http://schemas.microsoft.com/office/word/2006/wordml" xmlns:wps="http://schemas.microsoft.com/office/word/2010/wordprocessingShape" mc:Ignorable="w14 w15 w16se w16cid w16 w16cex w16sdtdh w16sdtfl w16du wp14">
   <w:p>
     <w:pPr>
       <w:pStyle w:val="Footer"/>
@@ -617,7 +458,7 @@
 </file>
 
 <file path=word/footnotes.xml><?xml version="1.0" encoding="utf-8"?>
-<w:footnotes xmlns:wpc="http://schemas.microsoft.com/office/word/2010/wordprocessingCanvas" xmlns:cx="http://schemas.microsoft.com/office/drawing/2014/chartex" xmlns:cx1="http://schemas.microsoft.com/office/drawing/2015/9/8/chartex" xmlns:cx2="http://schemas.microsoft.com/office/drawing/2015/10/21/chartex" xmlns:cx3="http://schemas.microsoft.com/office/drawing/2016/5/9/chartex" xmlns:cx4="http://schemas.microsoft.com/office/drawing/2016/5/10/chartex" xmlns:cx5="http://schemas.microsoft.com/office/drawing/2016/5/11/chartex" xmlns:cx6="http://schemas.microsoft.com/office/drawing/2016/5/12/chartex" xmlns:cx7="http://schemas.microsoft.com/office/drawing/2016/5/13/chartex" xmlns:cx8="http://schemas.microsoft.com/office/drawing/2016/5/14/chartex" xmlns:mc="http://schemas.openxmlformats.org/markup-compatibility/2006" xmlns:aink="http://schemas.microsoft.com/office/drawing/2016/ink" xmlns:am3d="http://schemas.microsoft.com/office/drawing/2017/model3d" xmlns:o="urn:schemas-microsoft-com:office:office" xmlns:oel="http://schemas.microsoft.com/office/2019/extlst" xmlns:r="http://schemas.openxmlformats.org/officeDocument/2006/relationships" xmlns:m="http://schemas.openxmlformats.org/officeDocument/2006/math" xmlns:v="urn:schemas-microsoft-com:vml" xmlns:wp14="http://schemas.microsoft.com/office/word/2010/wordprocessingDrawing" xmlns:wp="http://schemas.openxmlformats.org/drawingml/2006/wordprocessingDrawing" xmlns:w10="urn:schemas-microsoft-com:office:word" xmlns:w="http://schemas.openxmlformats.org/wordprocessingml/2006/main" xmlns:w14="http://schemas.microsoft.com/office/word/2010/wordml" xmlns:w15="http://schemas.microsoft.com/office/word/2012/wordml" xmlns:w16cei="http://schemas.microsoft.com/office/word/2026/wordml/cei" xmlns:w16cex="http://schemas.microsoft.com/office/word/2018/wordml/cex" xmlns:w16cid="http://schemas.microsoft.com/office/word/2016/wordml/cid" xmlns:w16="http://schemas.microsoft.com/office/word/2018/wordml" xmlns:w16du="http://schemas.microsoft.com/office/word/2023/wordml/word16du" xmlns:w16sdtdh="http://schemas.microsoft.com/office/word/2020/wordml/sdtdatahash" xmlns:w16sdtfl="http://schemas.microsoft.com/office/word/2024/wordml/sdtformatlock" xmlns:w16se="http://schemas.microsoft.com/office/word/2015/wordml/symex" xmlns:wpg="http://schemas.microsoft.com/office/word/2010/wordprocessingGroup" xmlns:wpi="http://schemas.microsoft.com/office/word/2010/wordprocessingInk" xmlns:wne="http://schemas.microsoft.com/office/word/2006/wordml" xmlns:wps="http://schemas.microsoft.com/office/word/2010/wordprocessingShape" mc:Ignorable="w14 w15 w16se w16cid w16 w16cex w16sdtdh w16sdtfl w16du wp14">
+<w:footnotes xmlns:wpc="http://schemas.microsoft.com/office/word/2010/wordprocessingCanvas" xmlns:cx="http://schemas.microsoft.com/office/drawing/2014/chartex" xmlns:cx1="http://schemas.microsoft.com/office/drawing/2015/9/8/chartex" xmlns:cx2="http://schemas.microsoft.com/office/drawing/2015/10/21/chartex" xmlns:cx3="http://schemas.microsoft.com/office/drawing/2016/5/9/chartex" xmlns:cx4="http://schemas.microsoft.com/office/drawing/2016/5/10/chartex" xmlns:cx5="http://schemas.microsoft.com/office/drawing/2016/5/11/chartex" xmlns:cx6="http://schemas.microsoft.com/office/drawing/2016/5/12/chartex" xmlns:cx7="http://schemas.microsoft.com/office/drawing/2016/5/13/chartex" xmlns:cx8="http://schemas.microsoft.com/office/drawing/2016/5/14/chartex" xmlns:mc="http://schemas.openxmlformats.org/markup-compatibility/2006" xmlns:aink="http://schemas.microsoft.com/office/drawing/2016/ink" xmlns:am3d="http://schemas.microsoft.com/office/drawing/2017/model3d" xmlns:o="urn:schemas-microsoft-com:office:office" xmlns:oel="http://schemas.microsoft.com/office/2019/extlst" xmlns:r="http://schemas.openxmlformats.org/officeDocument/2006/relationships" xmlns:m="http://schemas.openxmlformats.org/officeDocument/2006/math" xmlns:v="urn:schemas-microsoft-com:vml" xmlns:wp14="http://schemas.microsoft.com/office/word/2010/wordprocessingDrawing" xmlns:wp="http://schemas.openxmlformats.org/drawingml/2006/wordprocessingDrawing" xmlns:w10="urn:schemas-microsoft-com:office:word" xmlns:w="http://schemas.openxmlformats.org/wordprocessingml/2006/main" xmlns:w14="http://schemas.microsoft.com/office/word/2010/wordml" xmlns:w15="http://schemas.microsoft.com/office/word/2012/wordml" xmlns:w16cex="http://schemas.microsoft.com/office/word/2018/wordml/cex" xmlns:w16cid="http://schemas.microsoft.com/office/word/2016/wordml/cid" xmlns:w16="http://schemas.microsoft.com/office/word/2018/wordml" xmlns:w16du="http://schemas.microsoft.com/office/word/2023/wordml/word16du" xmlns:w16sdtdh="http://schemas.microsoft.com/office/word/2020/wordml/sdtdatahash" xmlns:w16sdtfl="http://schemas.microsoft.com/office/word/2024/wordml/sdtformatlock" xmlns:w16se="http://schemas.microsoft.com/office/word/2015/wordml/symex" xmlns:wpg="http://schemas.microsoft.com/office/word/2010/wordprocessingGroup" xmlns:wpi="http://schemas.microsoft.com/office/word/2010/wordprocessingInk" xmlns:wne="http://schemas.microsoft.com/office/word/2006/wordml" xmlns:wps="http://schemas.microsoft.com/office/word/2010/wordprocessingShape" mc:Ignorable="w14 w15 w16se w16cid w16 w16cex w16sdtdh w16sdtfl w16du wp14">
   <w:footnote w:type="separator" w:id="-1">
     <w:p>
       <w:r>
@@ -636,7 +477,7 @@
 </file>
 
 <file path=word/header1.xml><?xml version="1.0" encoding="utf-8"?>
-<w:hdr xmlns:wpc="http://schemas.microsoft.com/office/word/2010/wordprocessingCanvas" xmlns:cx="http://schemas.microsoft.com/office/drawing/2014/chartex" xmlns:cx1="http://schemas.microsoft.com/office/drawing/2015/9/8/chartex" xmlns:cx2="http://schemas.microsoft.com/office/drawing/2015/10/21/chartex" xmlns:cx3="http://schemas.microsoft.com/office/drawing/2016/5/9/chartex" xmlns:cx4="http://schemas.microsoft.com/office/drawing/2016/5/10/chartex" xmlns:cx5="http://schemas.microsoft.com/office/drawing/2016/5/11/chartex" xmlns:cx6="http://schemas.microsoft.com/office/drawing/2016/5/12/chartex" xmlns:cx7="http://schemas.microsoft.com/office/drawing/2016/5/13/chartex" xmlns:cx8="http://schemas.microsoft.com/office/drawing/2016/5/14/chartex" xmlns:mc="http://schemas.openxmlformats.org/markup-compatibility/2006" xmlns:aink="http://schemas.microsoft.com/office/drawing/2016/ink" xmlns:am3d="http://schemas.microsoft.com/office/drawing/2017/model3d" xmlns:o="urn:schemas-microsoft-com:office:office" xmlns:oel="http://schemas.microsoft.com/office/2019/extlst" xmlns:r="http://schemas.openxmlformats.org/officeDocument/2006/relationships" xmlns:m="http://schemas.openxmlformats.org/officeDocument/2006/math" xmlns:v="urn:schemas-microsoft-com:vml" xmlns:wp14="http://schemas.microsoft.com/office/word/2010/wordprocessingDrawing" xmlns:wp="http://schemas.openxmlformats.org/drawingml/2006/wordprocessingDrawing" xmlns:w10="urn:schemas-microsoft-com:office:word" xmlns:w="http://schemas.openxmlformats.org/wordprocessingml/2006/main" xmlns:w14="http://schemas.microsoft.com/office/word/2010/wordml" xmlns:w15="http://schemas.microsoft.com/office/word/2012/wordml" xmlns:w16cei="http://schemas.microsoft.com/office/word/2026/wordml/cei" xmlns:w16cex="http://schemas.microsoft.com/office/word/2018/wordml/cex" xmlns:w16cid="http://schemas.microsoft.com/office/word/2016/wordml/cid" xmlns:w16="http://schemas.microsoft.com/office/word/2018/wordml" xmlns:w16du="http://schemas.microsoft.com/office/word/2023/wordml/word16du" xmlns:w16sdtdh="http://schemas.microsoft.com/office/word/2020/wordml/sdtdatahash" xmlns:w16sdtfl="http://schemas.microsoft.com/office/word/2024/wordml/sdtformatlock" xmlns:w16se="http://schemas.microsoft.com/office/word/2015/wordml/symex" xmlns:wpg="http://schemas.microsoft.com/office/word/2010/wordprocessingGroup" xmlns:wpi="http://schemas.microsoft.com/office/word/2010/wordprocessingInk" xmlns:wne="http://schemas.microsoft.com/office/word/2006/wordml" xmlns:wps="http://schemas.microsoft.com/office/word/2010/wordprocessingShape" mc:Ignorable="w14 w15 w16se w16cid w16 w16cex w16sdtdh w16sdtfl w16du wp14">
+<w:hdr xmlns:wpc="http://schemas.microsoft.com/office/word/2010/wordprocessingCanvas" xmlns:cx="http://schemas.microsoft.com/office/drawing/2014/chartex" xmlns:cx1="http://schemas.microsoft.com/office/drawing/2015/9/8/chartex" xmlns:cx2="http://schemas.microsoft.com/office/drawing/2015/10/21/chartex" xmlns:cx3="http://schemas.microsoft.com/office/drawing/2016/5/9/chartex" xmlns:cx4="http://schemas.microsoft.com/office/drawing/2016/5/10/chartex" xmlns:cx5="http://schemas.microsoft.com/office/drawing/2016/5/11/chartex" xmlns:cx6="http://schemas.microsoft.com/office/drawing/2016/5/12/chartex" xmlns:cx7="http://schemas.microsoft.com/office/drawing/2016/5/13/chartex" xmlns:cx8="http://schemas.microsoft.com/office/drawing/2016/5/14/chartex" xmlns:mc="http://schemas.openxmlformats.org/markup-compatibility/2006" xmlns:aink="http://schemas.microsoft.com/office/drawing/2016/ink" xmlns:am3d="http://schemas.microsoft.com/office/drawing/2017/model3d" xmlns:o="urn:schemas-microsoft-com:office:office" xmlns:oel="http://schemas.microsoft.com/office/2019/extlst" xmlns:r="http://schemas.openxmlformats.org/officeDocument/2006/relationships" xmlns:m="http://schemas.openxmlformats.org/officeDocument/2006/math" xmlns:v="urn:schemas-microsoft-com:vml" xmlns:wp14="http://schemas.microsoft.com/office/word/2010/wordprocessingDrawing" xmlns:wp="http://schemas.openxmlformats.org/drawingml/2006/wordprocessingDrawing" xmlns:w10="urn:schemas-microsoft-com:office:word" xmlns:w="http://schemas.openxmlformats.org/wordprocessingml/2006/main" xmlns:w14="http://schemas.microsoft.com/office/word/2010/wordml" xmlns:w15="http://schemas.microsoft.com/office/word/2012/wordml" xmlns:w16cex="http://schemas.microsoft.com/office/word/2018/wordml/cex" xmlns:w16cid="http://schemas.microsoft.com/office/word/2016/wordml/cid" xmlns:w16="http://schemas.microsoft.com/office/word/2018/wordml" xmlns:w16du="http://schemas.microsoft.com/office/word/2023/wordml/word16du" xmlns:w16sdtdh="http://schemas.microsoft.com/office/word/2020/wordml/sdtdatahash" xmlns:w16sdtfl="http://schemas.microsoft.com/office/word/2024/wordml/sdtformatlock" xmlns:w16se="http://schemas.microsoft.com/office/word/2015/wordml/symex" xmlns:wpg="http://schemas.microsoft.com/office/word/2010/wordprocessingGroup" xmlns:wpi="http://schemas.microsoft.com/office/word/2010/wordprocessingInk" xmlns:wne="http://schemas.microsoft.com/office/word/2006/wordml" xmlns:wps="http://schemas.microsoft.com/office/word/2010/wordprocessingShape" mc:Ignorable="w14 w15 w16se w16cid w16 w16cex w16sdtdh w16sdtfl w16du wp14">
   <w:p>
     <w:pPr>
       <w:pStyle w:val="1ApplicantName"/>
@@ -676,7 +517,7 @@
 </file>
 
 <file path=word/numbering.xml><?xml version="1.0" encoding="utf-8"?>
-<w:numbering xmlns:wpc="http://schemas.microsoft.com/office/word/2010/wordprocessingCanvas" xmlns:cx="http://schemas.microsoft.com/office/drawing/2014/chartex" xmlns:cx1="http://schemas.microsoft.com/office/drawing/2015/9/8/chartex" xmlns:cx2="http://schemas.microsoft.com/office/drawing/2015/10/21/chartex" xmlns:cx3="http://schemas.microsoft.com/office/drawing/2016/5/9/chartex" xmlns:cx4="http://schemas.microsoft.com/office/drawing/2016/5/10/chartex" xmlns:cx5="http://schemas.microsoft.com/office/drawing/2016/5/11/chartex" xmlns:cx6="http://schemas.microsoft.com/office/drawing/2016/5/12/chartex" xmlns:cx7="http://schemas.microsoft.com/office/drawing/2016/5/13/chartex" xmlns:cx8="http://schemas.microsoft.com/office/drawing/2016/5/14/chartex" xmlns:mc="http://schemas.openxmlformats.org/markup-compatibility/2006" xmlns:aink="http://schemas.microsoft.com/office/drawing/2016/ink" xmlns:am3d="http://schemas.microsoft.com/office/drawing/2017/model3d" xmlns:o="urn:schemas-microsoft-com:office:office" xmlns:oel="http://schemas.microsoft.com/office/2019/extlst" xmlns:r="http://schemas.openxmlformats.org/officeDocument/2006/relationships" xmlns:m="http://schemas.openxmlformats.org/officeDocument/2006/math" xmlns:v="urn:schemas-microsoft-com:vml" xmlns:wp14="http://schemas.microsoft.com/office/word/2010/wordprocessingDrawing" xmlns:wp="http://schemas.openxmlformats.org/drawingml/2006/wordprocessingDrawing" xmlns:w10="urn:schemas-microsoft-com:office:word" xmlns:w="http://schemas.openxmlformats.org/wordprocessingml/2006/main" xmlns:w14="http://schemas.microsoft.com/office/word/2010/wordml" xmlns:w15="http://schemas.microsoft.com/office/word/2012/wordml" xmlns:w16cei="http://schemas.microsoft.com/office/word/2026/wordml/cei" xmlns:w16cex="http://schemas.microsoft.com/office/word/2018/wordml/cex" xmlns:w16cid="http://schemas.microsoft.com/office/word/2016/wordml/cid" xmlns:w16="http://schemas.microsoft.com/office/word/2018/wordml" xmlns:w16du="http://schemas.microsoft.com/office/word/2023/wordml/word16du" xmlns:w16sdtdh="http://schemas.microsoft.com/office/word/2020/wordml/sdtdatahash" xmlns:w16sdtfl="http://schemas.microsoft.com/office/word/2024/wordml/sdtformatlock" xmlns:w16se="http://schemas.microsoft.com/office/word/2015/wordml/symex" xmlns:wpg="http://schemas.microsoft.com/office/word/2010/wordprocessingGroup" xmlns:wpi="http://schemas.microsoft.com/office/word/2010/wordprocessingInk" xmlns:wne="http://schemas.microsoft.com/office/word/2006/wordml" xmlns:wps="http://schemas.microsoft.com/office/word/2010/wordprocessingShape" mc:Ignorable="w14 w15 w16se w16cid w16 w16cex w16sdtdh w16sdtfl w16du wp14">
+<w:numbering xmlns:wpc="http://schemas.microsoft.com/office/word/2010/wordprocessingCanvas" xmlns:cx="http://schemas.microsoft.com/office/drawing/2014/chartex" xmlns:cx1="http://schemas.microsoft.com/office/drawing/2015/9/8/chartex" xmlns:cx2="http://schemas.microsoft.com/office/drawing/2015/10/21/chartex" xmlns:cx3="http://schemas.microsoft.com/office/drawing/2016/5/9/chartex" xmlns:cx4="http://schemas.microsoft.com/office/drawing/2016/5/10/chartex" xmlns:cx5="http://schemas.microsoft.com/office/drawing/2016/5/11/chartex" xmlns:cx6="http://schemas.microsoft.com/office/drawing/2016/5/12/chartex" xmlns:cx7="http://schemas.microsoft.com/office/drawing/2016/5/13/chartex" xmlns:cx8="http://schemas.microsoft.com/office/drawing/2016/5/14/chartex" xmlns:mc="http://schemas.openxmlformats.org/markup-compatibility/2006" xmlns:aink="http://schemas.microsoft.com/office/drawing/2016/ink" xmlns:am3d="http://schemas.microsoft.com/office/drawing/2017/model3d" xmlns:o="urn:schemas-microsoft-com:office:office" xmlns:oel="http://schemas.microsoft.com/office/2019/extlst" xmlns:r="http://schemas.openxmlformats.org/officeDocument/2006/relationships" xmlns:m="http://schemas.openxmlformats.org/officeDocument/2006/math" xmlns:v="urn:schemas-microsoft-com:vml" xmlns:wp14="http://schemas.microsoft.com/office/word/2010/wordprocessingDrawing" xmlns:wp="http://schemas.openxmlformats.org/drawingml/2006/wordprocessingDrawing" xmlns:w10="urn:schemas-microsoft-com:office:word" xmlns:w="http://schemas.openxmlformats.org/wordprocessingml/2006/main" xmlns:w14="http://schemas.microsoft.com/office/word/2010/wordml" xmlns:w15="http://schemas.microsoft.com/office/word/2012/wordml" xmlns:w16cex="http://schemas.microsoft.com/office/word/2018/wordml/cex" xmlns:w16cid="http://schemas.microsoft.com/office/word/2016/wordml/cid" xmlns:w16="http://schemas.microsoft.com/office/word/2018/wordml" xmlns:w16du="http://schemas.microsoft.com/office/word/2023/wordml/word16du" xmlns:w16sdtdh="http://schemas.microsoft.com/office/word/2020/wordml/sdtdatahash" xmlns:w16sdtfl="http://schemas.microsoft.com/office/word/2024/wordml/sdtformatlock" xmlns:w16se="http://schemas.microsoft.com/office/word/2015/wordml/symex" xmlns:wpg="http://schemas.microsoft.com/office/word/2010/wordprocessingGroup" xmlns:wpi="http://schemas.microsoft.com/office/word/2010/wordprocessingInk" xmlns:wne="http://schemas.microsoft.com/office/word/2006/wordml" xmlns:wps="http://schemas.microsoft.com/office/word/2010/wordprocessingShape" mc:Ignorable="w14 w15 w16se w16cid w16 w16cex w16sdtdh w16sdtfl w16du wp14">
   <w:numPicBullet w:numPicBulletId="0">
     <w:pict>
       <v:shapetype id="_x0000_t75" coordsize="21600,21600" o:spt="75" o:preferrelative="t" path="m@4@5l@4@11@9@11@9@5xe" filled="f" stroked="f">
@@ -704,6 +545,27 @@
     </w:pict>
   </w:numPicBullet>
   <w:abstractNum w:abstractNumId="0" w15:restartNumberingAfterBreak="0">
+    <w:nsid w:val="FFFFFF89"/>
+    <w:multiLevelType w:val="singleLevel"/>
+    <w:tmpl w:val="DB7A8470"/>
+    <w:lvl w:ilvl="0">
+      <w:start w:val="1"/>
+      <w:numFmt w:val="bullet"/>
+      <w:pStyle w:val="ListBullet"/>
+      <w:lvlText w:val=""/>
+      <w:lvlJc w:val="left"/>
+      <w:pPr>
+        <w:tabs>
+          <w:tab w:val="num" w:pos="360"/>
+        </w:tabs>
+        <w:ind w:left="360" w:hanging="360"/>
+      </w:pPr>
+      <w:rPr>
+        <w:rFonts w:ascii="Symbol" w:hAnsi="Symbol" w:hint="default"/>
+      </w:rPr>
+    </w:lvl>
+  </w:abstractNum>
+  <w:abstractNum w:abstractNumId="1" w15:restartNumberingAfterBreak="0">
     <w:nsid w:val="064231AC"/>
     <w:multiLevelType w:val="multilevel"/>
     <w:tmpl w:val="DADA7FA0"/>
@@ -816,7 +678,7 @@
       </w:rPr>
     </w:lvl>
   </w:abstractNum>
-  <w:abstractNum w:abstractNumId="1" w15:restartNumberingAfterBreak="0">
+  <w:abstractNum w:abstractNumId="2" w15:restartNumberingAfterBreak="0">
     <w:nsid w:val="099A0484"/>
     <w:multiLevelType w:val="hybridMultilevel"/>
     <w:tmpl w:val="A31E5C72"/>
@@ -930,7 +792,7 @@
       </w:rPr>
     </w:lvl>
   </w:abstractNum>
-  <w:abstractNum w:abstractNumId="2" w15:restartNumberingAfterBreak="0">
+  <w:abstractNum w:abstractNumId="3" w15:restartNumberingAfterBreak="0">
     <w:nsid w:val="107D420C"/>
     <w:multiLevelType w:val="hybridMultilevel"/>
     <w:tmpl w:val="2DD82EE2"/>
@@ -1043,7 +905,7 @@
       </w:rPr>
     </w:lvl>
   </w:abstractNum>
-  <w:abstractNum w:abstractNumId="3" w15:restartNumberingAfterBreak="0">
+  <w:abstractNum w:abstractNumId="4" w15:restartNumberingAfterBreak="0">
     <w:nsid w:val="214F17C0"/>
     <w:multiLevelType w:val="hybridMultilevel"/>
     <w:tmpl w:val="CA1640F4"/>
@@ -1156,7 +1018,7 @@
       </w:rPr>
     </w:lvl>
   </w:abstractNum>
-  <w:abstractNum w:abstractNumId="4" w15:restartNumberingAfterBreak="0">
+  <w:abstractNum w:abstractNumId="5" w15:restartNumberingAfterBreak="0">
     <w:nsid w:val="33F867A8"/>
     <w:multiLevelType w:val="hybridMultilevel"/>
     <w:tmpl w:val="AC1E8F4A"/>
@@ -1268,7 +1130,7 @@
       </w:rPr>
     </w:lvl>
   </w:abstractNum>
-  <w:abstractNum w:abstractNumId="5" w15:restartNumberingAfterBreak="0">
+  <w:abstractNum w:abstractNumId="6" w15:restartNumberingAfterBreak="0">
     <w:nsid w:val="35DB5DC2"/>
     <w:multiLevelType w:val="hybridMultilevel"/>
     <w:tmpl w:val="1A2C4A44"/>
@@ -1380,7 +1242,7 @@
       </w:rPr>
     </w:lvl>
   </w:abstractNum>
-  <w:abstractNum w:abstractNumId="6" w15:restartNumberingAfterBreak="0">
+  <w:abstractNum w:abstractNumId="7" w15:restartNumberingAfterBreak="0">
     <w:nsid w:val="57726CAB"/>
     <w:multiLevelType w:val="hybridMultilevel"/>
     <w:tmpl w:val="218C5B0C"/>
@@ -1493,7 +1355,7 @@
       </w:rPr>
     </w:lvl>
   </w:abstractNum>
-  <w:abstractNum w:abstractNumId="7" w15:restartNumberingAfterBreak="0">
+  <w:abstractNum w:abstractNumId="8" w15:restartNumberingAfterBreak="0">
     <w:nsid w:val="5A844FD8"/>
     <w:multiLevelType w:val="hybridMultilevel"/>
     <w:tmpl w:val="B22CF9C0"/>
@@ -1634,7 +1496,7 @@
       </w:rPr>
     </w:lvl>
   </w:abstractNum>
-  <w:abstractNum w:abstractNumId="8" w15:restartNumberingAfterBreak="0">
+  <w:abstractNum w:abstractNumId="9" w15:restartNumberingAfterBreak="0">
     <w:nsid w:val="5AC20476"/>
     <w:multiLevelType w:val="hybridMultilevel"/>
     <w:tmpl w:val="9C1092E0"/>
@@ -1747,7 +1609,7 @@
       </w:rPr>
     </w:lvl>
   </w:abstractNum>
-  <w:abstractNum w:abstractNumId="9" w15:restartNumberingAfterBreak="0">
+  <w:abstractNum w:abstractNumId="10" w15:restartNumberingAfterBreak="0">
     <w:nsid w:val="678C2812"/>
     <w:multiLevelType w:val="hybridMultilevel"/>
     <w:tmpl w:val="664E2F22"/>
@@ -1860,7 +1722,7 @@
       </w:rPr>
     </w:lvl>
   </w:abstractNum>
-  <w:abstractNum w:abstractNumId="10" w15:restartNumberingAfterBreak="0">
+  <w:abstractNum w:abstractNumId="11" w15:restartNumberingAfterBreak="0">
     <w:nsid w:val="6E5E6DD2"/>
     <w:multiLevelType w:val="hybridMultilevel"/>
     <w:tmpl w:val="BBD2DFA2"/>
@@ -1973,7 +1835,7 @@
       </w:rPr>
     </w:lvl>
   </w:abstractNum>
-  <w:abstractNum w:abstractNumId="11" w15:restartNumberingAfterBreak="0">
+  <w:abstractNum w:abstractNumId="12" w15:restartNumberingAfterBreak="0">
     <w:nsid w:val="71441B4A"/>
     <w:multiLevelType w:val="hybridMultilevel"/>
     <w:tmpl w:val="D5EC6F90"/>
@@ -2088,7 +1950,7 @@
       </w:rPr>
     </w:lvl>
   </w:abstractNum>
-  <w:abstractNum w:abstractNumId="12" w15:restartNumberingAfterBreak="0">
+  <w:abstractNum w:abstractNumId="13" w15:restartNumberingAfterBreak="0">
     <w:nsid w:val="781879A2"/>
     <w:multiLevelType w:val="hybridMultilevel"/>
     <w:tmpl w:val="091025E6"/>
@@ -2202,43 +2064,46 @@
     </w:lvl>
   </w:abstractNum>
   <w:num w:numId="1" w16cid:durableId="537473334">
+    <w:abstractNumId w:val="7"/>
+  </w:num>
+  <w:num w:numId="2" w16cid:durableId="771047357">
+    <w:abstractNumId w:val="13"/>
+  </w:num>
+  <w:num w:numId="3" w16cid:durableId="2098016943">
+    <w:abstractNumId w:val="3"/>
+  </w:num>
+  <w:num w:numId="4" w16cid:durableId="1248539898">
+    <w:abstractNumId w:val="4"/>
+  </w:num>
+  <w:num w:numId="5" w16cid:durableId="415399517">
+    <w:abstractNumId w:val="2"/>
+  </w:num>
+  <w:num w:numId="6" w16cid:durableId="1988168966">
+    <w:abstractNumId w:val="1"/>
+  </w:num>
+  <w:num w:numId="7" w16cid:durableId="2077779730">
+    <w:abstractNumId w:val="9"/>
+  </w:num>
+  <w:num w:numId="8" w16cid:durableId="1518693359">
+    <w:abstractNumId w:val="11"/>
+  </w:num>
+  <w:num w:numId="9" w16cid:durableId="37629795">
     <w:abstractNumId w:val="6"/>
   </w:num>
-  <w:num w:numId="2" w16cid:durableId="771047357">
+  <w:num w:numId="10" w16cid:durableId="2016373431">
+    <w:abstractNumId w:val="5"/>
+  </w:num>
+  <w:num w:numId="11" w16cid:durableId="503783311">
+    <w:abstractNumId w:val="10"/>
+  </w:num>
+  <w:num w:numId="12" w16cid:durableId="1360738099">
+    <w:abstractNumId w:val="8"/>
+  </w:num>
+  <w:num w:numId="13" w16cid:durableId="521629000">
     <w:abstractNumId w:val="12"/>
   </w:num>
-  <w:num w:numId="3" w16cid:durableId="2098016943">
-    <w:abstractNumId w:val="2"/>
-  </w:num>
-  <w:num w:numId="4" w16cid:durableId="1248539898">
-    <w:abstractNumId w:val="3"/>
-  </w:num>
-  <w:num w:numId="5" w16cid:durableId="415399517">
-    <w:abstractNumId w:val="1"/>
-  </w:num>
-  <w:num w:numId="6" w16cid:durableId="1988168966">
+  <w:num w:numId="14" w16cid:durableId="1957128956">
     <w:abstractNumId w:val="0"/>
-  </w:num>
-  <w:num w:numId="7" w16cid:durableId="2077779730">
-    <w:abstractNumId w:val="8"/>
-  </w:num>
-  <w:num w:numId="8" w16cid:durableId="1518693359">
-    <w:abstractNumId w:val="10"/>
-  </w:num>
-  <w:num w:numId="9" w16cid:durableId="37629795">
-    <w:abstractNumId w:val="5"/>
-  </w:num>
-  <w:num w:numId="10" w16cid:durableId="2016373431">
-    <w:abstractNumId w:val="4"/>
-  </w:num>
-  <w:num w:numId="11" w16cid:durableId="503783311">
-    <w:abstractNumId w:val="9"/>
-  </w:num>
-  <w:num w:numId="12" w16cid:durableId="1360738099">
-    <w:abstractNumId w:val="7"/>
-  </w:num>
-  <w:num w:numId="13" w16cid:durableId="521629000">
-    <w:abstractNumId w:val="11"/>
   </w:num>
 </w:numbering>
 </file>
@@ -2714,7 +2579,6 @@
         <w:numId w:val="5"/>
       </w:numPr>
       <w:spacing w:after="200"/>
-      <w:ind w:left="288" w:hanging="288"/>
     </w:pPr>
   </w:style>
   <w:style w:type="table" w:styleId="TableGrid">
@@ -2943,7 +2807,6 @@
         <w:numId w:val="13"/>
       </w:numPr>
       <w:spacing w:line="264" w:lineRule="auto"/>
-      <w:ind w:left="187" w:hanging="187"/>
     </w:pPr>
     <w:rPr>
       <w:rFonts w:ascii="Cambria" w:hAnsi="Cambria"/>
@@ -3034,6 +2897,30 @@
     <w:pPr>
       <w:spacing w:after="80"/>
     </w:pPr>
+  </w:style>
+  <w:style w:type="paragraph" w:styleId="ListBullet">
+    <w:name w:val="List Bullet"/>
+    <w:basedOn w:val="Normal"/>
+    <w:uiPriority w:val="99"/>
+    <w:unhideWhenUsed/>
+    <w:rsid w:val="001B7E0B"/>
+    <w:pPr>
+      <w:numPr>
+        <w:numId w:val="14"/>
+      </w:numPr>
+      <w:tabs>
+        <w:tab w:val="clear" w:pos="360"/>
+      </w:tabs>
+      <w:spacing w:after="60" w:line="276" w:lineRule="auto"/>
+      <w:ind w:left="0" w:firstLine="0"/>
+      <w:jc w:val="left"/>
+    </w:pPr>
+    <w:rPr>
+      <w:rFonts w:ascii="Aptos" w:eastAsiaTheme="minorEastAsia" w:hAnsi="Aptos" w:cstheme="minorBidi"/>
+      <w:spacing w:val="0"/>
+      <w:sz w:val="18"/>
+      <w:lang w:val="en-US"/>
+    </w:rPr>
   </w:style>
 </w:styles>
 </file>
